--- a/script1.docx
+++ b/script1.docx
@@ -104,12 +104,21 @@
         </w:rPr>
         <w:t xml:space="preserve"> to present our project </w:t>
       </w:r>
-      <w:r>
-        <w:rPr>
-          <w:sz w:val="28"/>
-          <w:szCs w:val="28"/>
-        </w:rPr>
-        <w:t>AyurSense: An Intelligent Ayurvedic Recommendation System.</w:t>
+      <w:proofErr w:type="spellStart"/>
+      <w:r>
+        <w:rPr>
+          <w:sz w:val="28"/>
+          <w:szCs w:val="28"/>
+        </w:rPr>
+        <w:t>AyurSense</w:t>
+      </w:r>
+      <w:proofErr w:type="spellEnd"/>
+      <w:r>
+        <w:rPr>
+          <w:sz w:val="28"/>
+          <w:szCs w:val="28"/>
+        </w:rPr>
+        <w:t>: An Intelligent Ayurvedic Recommendation System.</w:t>
       </w:r>
     </w:p>
     <w:p>
@@ -126,6 +135,7 @@
         </w:rPr>
         <w:t xml:space="preserve">We named our project </w:t>
       </w:r>
+      <w:proofErr w:type="spellStart"/>
       <w:r>
         <w:rPr>
           <w:b/>
@@ -135,6 +145,7 @@
         </w:rPr>
         <w:t>AyurSense</w:t>
       </w:r>
+      <w:proofErr w:type="spellEnd"/>
       <w:r>
         <w:rPr>
           <w:sz w:val="28"/>
@@ -172,7 +183,23 @@
           <w:sz w:val="28"/>
           <w:szCs w:val="28"/>
         </w:rPr>
-        <w:t>, which reflects intelligent understanding. Hence, AyurSense stands for making sense of Ayurveda in a modern and personalized way.</w:t>
+        <w:t xml:space="preserve">, which reflects intelligent understanding. Hence, </w:t>
+      </w:r>
+      <w:proofErr w:type="spellStart"/>
+      <w:r>
+        <w:rPr>
+          <w:sz w:val="28"/>
+          <w:szCs w:val="28"/>
+        </w:rPr>
+        <w:t>AyurSense</w:t>
+      </w:r>
+      <w:proofErr w:type="spellEnd"/>
+      <w:r>
+        <w:rPr>
+          <w:sz w:val="28"/>
+          <w:szCs w:val="28"/>
+        </w:rPr>
+        <w:t xml:space="preserve"> stands for making sense of Ayurveda in a modern and personalized way.</w:t>
       </w:r>
     </w:p>
     <w:p>
@@ -295,7 +322,23 @@
           <w:sz w:val="28"/>
           <w:szCs w:val="28"/>
         </w:rPr>
-        <w:t xml:space="preserve">To solve this problem, we created AyurSense — </w:t>
+        <w:t xml:space="preserve">To solve this problem, we created </w:t>
+      </w:r>
+      <w:proofErr w:type="spellStart"/>
+      <w:r>
+        <w:rPr>
+          <w:sz w:val="28"/>
+          <w:szCs w:val="28"/>
+        </w:rPr>
+        <w:t>AyurSense</w:t>
+      </w:r>
+      <w:proofErr w:type="spellEnd"/>
+      <w:r>
+        <w:rPr>
+          <w:sz w:val="28"/>
+          <w:szCs w:val="28"/>
+        </w:rPr>
+        <w:t xml:space="preserve"> — </w:t>
       </w:r>
       <w:r>
         <w:rPr>
@@ -347,7 +390,29 @@
           <w:sz w:val="28"/>
           <w:szCs w:val="28"/>
         </w:rPr>
-        <w:t>In earlier presentation we stated the problem statement of our project like</w:t>
+        <w:t xml:space="preserve">Now let me give you a quick recap of our earlier presentations </w:t>
+      </w:r>
+      <w:r>
+        <w:rPr>
+          <w:sz w:val="28"/>
+          <w:szCs w:val="28"/>
+        </w:rPr>
+        <w:t xml:space="preserve">we stated the problem statement of our project </w:t>
+      </w:r>
+      <w:r>
+        <w:rPr>
+          <w:sz w:val="28"/>
+          <w:szCs w:val="28"/>
+        </w:rPr>
+        <w:t xml:space="preserve">which </w:t>
+      </w:r>
+      <w:proofErr w:type="gramStart"/>
+      <w:r>
+        <w:rPr>
+          <w:sz w:val="28"/>
+          <w:szCs w:val="28"/>
+        </w:rPr>
+        <w:t xml:space="preserve">are </w:t>
       </w:r>
       <w:r>
         <w:rPr>
@@ -363,7 +428,15 @@
           <w:sz w:val="28"/>
           <w:szCs w:val="28"/>
         </w:rPr>
-        <w:t>1. Lack of awareness about Ayurveda and its benefits</w:t>
+        <w:t>1</w:t>
+      </w:r>
+      <w:proofErr w:type="gramEnd"/>
+      <w:r>
+        <w:rPr>
+          <w:sz w:val="28"/>
+          <w:szCs w:val="28"/>
+        </w:rPr>
+        <w:t>. Lack of awareness about Ayurveda and its benefits</w:t>
       </w:r>
     </w:p>
     <w:p>
@@ -591,7 +664,25 @@
           <w:szCs w:val="28"/>
           <w:lang w:val="en-US"/>
         </w:rPr>
-        <w:t>By using intelligent analysis and authentic Ayurvedic knowledge, AyurSense ensures users receive effective and dependable guidance.</w:t>
+        <w:t xml:space="preserve">By using intelligent analysis and authentic Ayurvedic knowledge, </w:t>
+      </w:r>
+      <w:proofErr w:type="spellStart"/>
+      <w:r>
+        <w:rPr>
+          <w:sz w:val="28"/>
+          <w:szCs w:val="28"/>
+          <w:lang w:val="en-US"/>
+        </w:rPr>
+        <w:t>AyurSense</w:t>
+      </w:r>
+      <w:proofErr w:type="spellEnd"/>
+      <w:r>
+        <w:rPr>
+          <w:sz w:val="28"/>
+          <w:szCs w:val="28"/>
+          <w:lang w:val="en-US"/>
+        </w:rPr>
+        <w:t xml:space="preserve"> ensures users receive effective and dependable guidance.</w:t>
       </w:r>
     </w:p>
     <w:p>
@@ -638,7 +729,39 @@
           <w:szCs w:val="28"/>
         </w:rPr>
         <w:br/>
-        <w:t>With AyurSense, an AI-powered quiz analyzes user responses, and the recommendations are personalized for each user.</w:t>
+        <w:t xml:space="preserve">With </w:t>
+      </w:r>
+      <w:proofErr w:type="spellStart"/>
+      <w:r>
+        <w:rPr>
+          <w:sz w:val="28"/>
+          <w:szCs w:val="28"/>
+        </w:rPr>
+        <w:t>AyurSense</w:t>
+      </w:r>
+      <w:proofErr w:type="spellEnd"/>
+      <w:r>
+        <w:rPr>
+          <w:sz w:val="28"/>
+          <w:szCs w:val="28"/>
+        </w:rPr>
+        <w:t xml:space="preserve">, an AI-powered quiz </w:t>
+      </w:r>
+      <w:proofErr w:type="spellStart"/>
+      <w:r>
+        <w:rPr>
+          <w:sz w:val="28"/>
+          <w:szCs w:val="28"/>
+        </w:rPr>
+        <w:t>analyzes</w:t>
+      </w:r>
+      <w:proofErr w:type="spellEnd"/>
+      <w:r>
+        <w:rPr>
+          <w:sz w:val="28"/>
+          <w:szCs w:val="28"/>
+        </w:rPr>
+        <w:t xml:space="preserve"> user responses, and the recommendations are personalized for each user.</w:t>
       </w:r>
     </w:p>
     <w:p>
@@ -676,7 +799,22 @@
           <w:szCs w:val="28"/>
         </w:rPr>
         <w:br/>
-        <w:t>AyurSense provides reliable and authentic remedies, including suggestions for yoga and diet tailored to the user’s health profile.</w:t>
+      </w:r>
+      <w:proofErr w:type="spellStart"/>
+      <w:r>
+        <w:rPr>
+          <w:sz w:val="28"/>
+          <w:szCs w:val="28"/>
+        </w:rPr>
+        <w:t>AyurSense</w:t>
+      </w:r>
+      <w:proofErr w:type="spellEnd"/>
+      <w:r>
+        <w:rPr>
+          <w:sz w:val="28"/>
+          <w:szCs w:val="28"/>
+        </w:rPr>
+        <w:t xml:space="preserve"> provides reliable and authentic remedies, including suggestions for yoga and diet tailored to the user’s health profile.</w:t>
       </w:r>
     </w:p>
     <w:p>
@@ -723,7 +861,22 @@
           <w:szCs w:val="28"/>
         </w:rPr>
         <w:br/>
-        <w:t>AyurSense centralizes all information in one user-friendly website, making personalized guidance easily accessible anytime.</w:t>
+      </w:r>
+      <w:proofErr w:type="spellStart"/>
+      <w:r>
+        <w:rPr>
+          <w:sz w:val="28"/>
+          <w:szCs w:val="28"/>
+        </w:rPr>
+        <w:t>AyurSense</w:t>
+      </w:r>
+      <w:proofErr w:type="spellEnd"/>
+      <w:r>
+        <w:rPr>
+          <w:sz w:val="28"/>
+          <w:szCs w:val="28"/>
+        </w:rPr>
+        <w:t xml:space="preserve"> centralizes all information in one user-friendly website, making personalized guidance easily accessible anytime.</w:t>
       </w:r>
     </w:p>
     <w:p>
@@ -768,7 +921,23 @@
           <w:sz w:val="28"/>
           <w:szCs w:val="28"/>
         </w:rPr>
-        <w:t>In contrast, AyurSense educates users about Ayurveda and highlights the personalized benefits according to their unique health profile.</w:t>
+        <w:t xml:space="preserve">In contrast, </w:t>
+      </w:r>
+      <w:proofErr w:type="spellStart"/>
+      <w:r>
+        <w:rPr>
+          <w:sz w:val="28"/>
+          <w:szCs w:val="28"/>
+        </w:rPr>
+        <w:t>AyurSense</w:t>
+      </w:r>
+      <w:proofErr w:type="spellEnd"/>
+      <w:r>
+        <w:rPr>
+          <w:sz w:val="28"/>
+          <w:szCs w:val="28"/>
+        </w:rPr>
+        <w:t xml:space="preserve"> educates users about Ayurveda and highlights the personalized benefits according to their unique health profile.</w:t>
       </w:r>
     </w:p>
     <w:p>
@@ -820,8 +989,17 @@
           <w:sz w:val="28"/>
           <w:szCs w:val="28"/>
         </w:rPr>
-        <w:t xml:space="preserve"> in building AyurSense</w:t>
-      </w:r>
+        <w:t xml:space="preserve"> in building </w:t>
+      </w:r>
+      <w:proofErr w:type="spellStart"/>
+      <w:r>
+        <w:rPr>
+          <w:sz w:val="28"/>
+          <w:szCs w:val="28"/>
+        </w:rPr>
+        <w:t>AyurSense</w:t>
+      </w:r>
+      <w:proofErr w:type="spellEnd"/>
     </w:p>
     <w:p>
       <w:pPr>
@@ -873,7 +1051,7 @@
           <w:sz w:val="28"/>
           <w:szCs w:val="28"/>
         </w:rPr>
-        <w:t>was</w:t>
+        <w:t>is</w:t>
       </w:r>
       <w:r>
         <w:rPr>
@@ -894,21 +1072,67 @@
           <w:sz w:val="28"/>
           <w:szCs w:val="28"/>
         </w:rPr>
-        <w:t xml:space="preserve">on the frontend using HTML, CSS, BootStrap. For the backend, we will be using  Flask in Python. We </w:t>
-      </w:r>
-      <w:r>
-        <w:rPr>
-          <w:sz w:val="28"/>
-          <w:szCs w:val="28"/>
-        </w:rPr>
-        <w:t xml:space="preserve">will </w:t>
-      </w:r>
-      <w:r>
-        <w:rPr>
-          <w:sz w:val="28"/>
-          <w:szCs w:val="28"/>
-        </w:rPr>
-        <w:t>also integrate AI to generate personalized Ayurvedic recommendations.</w:t>
+        <w:t xml:space="preserve">on the frontend using HTML, CSS, </w:t>
+      </w:r>
+      <w:proofErr w:type="spellStart"/>
+      <w:r>
+        <w:rPr>
+          <w:sz w:val="28"/>
+          <w:szCs w:val="28"/>
+        </w:rPr>
+        <w:t>BootStrap</w:t>
+      </w:r>
+      <w:proofErr w:type="spellEnd"/>
+      <w:r>
+        <w:rPr>
+          <w:sz w:val="28"/>
+          <w:szCs w:val="28"/>
+        </w:rPr>
+        <w:t xml:space="preserve">. For the backend, we </w:t>
+      </w:r>
+      <w:r>
+        <w:rPr>
+          <w:sz w:val="28"/>
+          <w:szCs w:val="28"/>
+        </w:rPr>
+        <w:t>have used</w:t>
+      </w:r>
+      <w:r>
+        <w:rPr>
+          <w:sz w:val="28"/>
+          <w:szCs w:val="28"/>
+        </w:rPr>
+        <w:t xml:space="preserve"> Flask in Python. We </w:t>
+      </w:r>
+      <w:r>
+        <w:rPr>
+          <w:sz w:val="28"/>
+          <w:szCs w:val="28"/>
+        </w:rPr>
+        <w:t xml:space="preserve">have </w:t>
+      </w:r>
+      <w:r>
+        <w:rPr>
+          <w:sz w:val="28"/>
+          <w:szCs w:val="28"/>
+        </w:rPr>
+        <w:t xml:space="preserve">also </w:t>
+      </w:r>
+      <w:proofErr w:type="gramStart"/>
+      <w:r>
+        <w:rPr>
+          <w:sz w:val="28"/>
+          <w:szCs w:val="28"/>
+        </w:rPr>
+        <w:t>integrate</w:t>
+      </w:r>
+      <w:proofErr w:type="gramEnd"/>
+      <w:r>
+        <w:rPr>
+          <w:sz w:val="28"/>
+          <w:szCs w:val="28"/>
+        </w:rPr>
+        <w:t xml:space="preserve"> AI to generate personalized Ayurvedic recommendations.</w:t>
       </w:r>
     </w:p>
     <w:p>
@@ -1007,28 +1231,52 @@
           <w:sz w:val="28"/>
           <w:szCs w:val="28"/>
         </w:rPr>
-        <w:t>Then we discussed</w:t>
-      </w:r>
-      <w:r>
-        <w:rPr>
-          <w:sz w:val="28"/>
-          <w:szCs w:val="28"/>
-        </w:rPr>
-        <w:t xml:space="preserve"> the System Components of AyurSense</w:t>
-      </w:r>
-      <w:r>
-        <w:rPr>
-          <w:sz w:val="28"/>
-          <w:szCs w:val="28"/>
-        </w:rPr>
-        <w:t xml:space="preserve"> which are the User, The quiz module </w:t>
-      </w:r>
-      <w:r>
-        <w:rPr>
-          <w:sz w:val="28"/>
-          <w:szCs w:val="28"/>
-        </w:rPr>
-        <w:t>, The backend</w:t>
+        <w:t>Then we</w:t>
+      </w:r>
+      <w:r>
+        <w:rPr>
+          <w:sz w:val="28"/>
+          <w:szCs w:val="28"/>
+        </w:rPr>
+        <w:t xml:space="preserve"> had</w:t>
+      </w:r>
+      <w:r>
+        <w:rPr>
+          <w:sz w:val="28"/>
+          <w:szCs w:val="28"/>
+        </w:rPr>
+        <w:t xml:space="preserve"> discussed</w:t>
+      </w:r>
+      <w:r>
+        <w:rPr>
+          <w:sz w:val="28"/>
+          <w:szCs w:val="28"/>
+        </w:rPr>
+        <w:t xml:space="preserve"> the System Components of </w:t>
+      </w:r>
+      <w:proofErr w:type="spellStart"/>
+      <w:r>
+        <w:rPr>
+          <w:sz w:val="28"/>
+          <w:szCs w:val="28"/>
+        </w:rPr>
+        <w:t>AyurSense</w:t>
+      </w:r>
+      <w:proofErr w:type="spellEnd"/>
+      <w:r>
+        <w:rPr>
+          <w:sz w:val="28"/>
+          <w:szCs w:val="28"/>
+        </w:rPr>
+        <w:t xml:space="preserve"> which are the User, The quiz </w:t>
+      </w:r>
+      <w:proofErr w:type="gramStart"/>
+      <w:r>
+        <w:rPr>
+          <w:sz w:val="28"/>
+          <w:szCs w:val="28"/>
+        </w:rPr>
+        <w:t xml:space="preserve">module </w:t>
       </w:r>
       <w:r>
         <w:rPr>
@@ -1037,6 +1285,21 @@
         </w:rPr>
         <w:t>,</w:t>
       </w:r>
+      <w:proofErr w:type="gramEnd"/>
+      <w:r>
+        <w:rPr>
+          <w:sz w:val="28"/>
+          <w:szCs w:val="28"/>
+        </w:rPr>
+        <w:t xml:space="preserve"> The backend</w:t>
+      </w:r>
+      <w:r>
+        <w:rPr>
+          <w:sz w:val="28"/>
+          <w:szCs w:val="28"/>
+        </w:rPr>
+        <w:t>,</w:t>
+      </w:r>
       <w:r>
         <w:rPr>
           <w:sz w:val="28"/>
@@ -1058,6 +1321,44 @@
         </w:rPr>
         <w:t>and the Feedback module</w:t>
       </w:r>
+      <w:r>
+        <w:rPr>
+          <w:sz w:val="28"/>
+          <w:szCs w:val="28"/>
+        </w:rPr>
+        <w:t>.</w:t>
+      </w:r>
+    </w:p>
+    <w:p>
+      <w:pPr>
+        <w:rPr>
+          <w:sz w:val="28"/>
+          <w:szCs w:val="28"/>
+        </w:rPr>
+      </w:pPr>
+      <w:proofErr w:type="gramStart"/>
+      <w:r>
+        <w:rPr>
+          <w:sz w:val="28"/>
+          <w:szCs w:val="28"/>
+        </w:rPr>
+        <w:t>Next</w:t>
+      </w:r>
+      <w:proofErr w:type="gramEnd"/>
+      <w:r>
+        <w:rPr>
+          <w:sz w:val="28"/>
+          <w:szCs w:val="28"/>
+        </w:rPr>
+        <w:t xml:space="preserve"> we </w:t>
+      </w:r>
+      <w:r>
+        <w:rPr>
+          <w:sz w:val="28"/>
+          <w:szCs w:val="28"/>
+        </w:rPr>
+        <w:t>discussed about the different types of class diagrams.</w:t>
+      </w:r>
     </w:p>
     <w:p>
       <w:pPr>
@@ -1079,21 +1380,6 @@
           <w:szCs w:val="28"/>
         </w:rPr>
         <w:t>This is the Entity Relationship Diagram of our system. It represents the main entities, their attributes, and how they are connected to each other."</w:t>
-      </w:r>
-    </w:p>
-    <w:p>
-      <w:pPr>
-        <w:rPr>
-          <w:sz w:val="28"/>
-          <w:szCs w:val="28"/>
-        </w:rPr>
-      </w:pPr>
-      <w:r>
-        <w:rPr>
-          <w:sz w:val="28"/>
-          <w:szCs w:val="28"/>
-        </w:rPr>
-        <w:t>Entities Explanation:</w:t>
       </w:r>
     </w:p>
     <w:p>
@@ -1163,7 +1449,23 @@
           <w:sz w:val="28"/>
           <w:szCs w:val="28"/>
         </w:rPr>
-        <w:t>. This helps us analyze user satisfaction.</w:t>
+        <w:t xml:space="preserve">. This helps us </w:t>
+      </w:r>
+      <w:proofErr w:type="spellStart"/>
+      <w:r>
+        <w:rPr>
+          <w:sz w:val="28"/>
+          <w:szCs w:val="28"/>
+        </w:rPr>
+        <w:t>analyze</w:t>
+      </w:r>
+      <w:proofErr w:type="spellEnd"/>
+      <w:r>
+        <w:rPr>
+          <w:sz w:val="28"/>
+          <w:szCs w:val="28"/>
+        </w:rPr>
+        <w:t xml:space="preserve"> user satisfaction.</w:t>
       </w:r>
     </w:p>
     <w:p>
@@ -1300,7 +1602,23 @@
           <w:sz w:val="28"/>
           <w:szCs w:val="28"/>
         </w:rPr>
-        <w:t>Yoga Aasanas and Remedies:</w:t>
+        <w:t xml:space="preserve">Yoga </w:t>
+      </w:r>
+      <w:proofErr w:type="spellStart"/>
+      <w:r>
+        <w:rPr>
+          <w:sz w:val="28"/>
+          <w:szCs w:val="28"/>
+        </w:rPr>
+        <w:t>Aasanas</w:t>
+      </w:r>
+      <w:proofErr w:type="spellEnd"/>
+      <w:r>
+        <w:rPr>
+          <w:sz w:val="28"/>
+          <w:szCs w:val="28"/>
+        </w:rPr>
+        <w:t xml:space="preserve"> and Remedies:</w:t>
       </w:r>
     </w:p>
     <w:p>
@@ -1319,7 +1637,23 @@
           <w:sz w:val="28"/>
           <w:szCs w:val="28"/>
         </w:rPr>
-        <w:t xml:space="preserve">Yoga Aasanas include </w:t>
+        <w:t xml:space="preserve">Yoga </w:t>
+      </w:r>
+      <w:proofErr w:type="spellStart"/>
+      <w:r>
+        <w:rPr>
+          <w:sz w:val="28"/>
+          <w:szCs w:val="28"/>
+        </w:rPr>
+        <w:t>Aasanas</w:t>
+      </w:r>
+      <w:proofErr w:type="spellEnd"/>
+      <w:r>
+        <w:rPr>
+          <w:sz w:val="28"/>
+          <w:szCs w:val="28"/>
+        </w:rPr>
+        <w:t xml:space="preserve"> include </w:t>
       </w:r>
       <w:r>
         <w:rPr>
@@ -1420,135 +1754,6 @@
           <w:sz w:val="28"/>
           <w:szCs w:val="28"/>
         </w:rPr>
-        <w:t>Relationships:</w:t>
-      </w:r>
-    </w:p>
-    <w:p>
-      <w:pPr>
-        <w:numPr>
-          <w:ilvl w:val="0"/>
-          <w:numId w:val="4"/>
-        </w:numPr>
-        <w:rPr>
-          <w:sz w:val="28"/>
-          <w:szCs w:val="28"/>
-        </w:rPr>
-      </w:pPr>
-      <w:r>
-        <w:rPr>
-          <w:sz w:val="28"/>
-          <w:szCs w:val="28"/>
-        </w:rPr>
-        <w:t>A user provides feedback.</w:t>
-      </w:r>
-    </w:p>
-    <w:p>
-      <w:pPr>
-        <w:numPr>
-          <w:ilvl w:val="0"/>
-          <w:numId w:val="4"/>
-        </w:numPr>
-        <w:rPr>
-          <w:sz w:val="28"/>
-          <w:szCs w:val="28"/>
-        </w:rPr>
-      </w:pPr>
-      <w:r>
-        <w:rPr>
-          <w:sz w:val="28"/>
-          <w:szCs w:val="28"/>
-        </w:rPr>
-        <w:t>A user attempts a quiz.</w:t>
-      </w:r>
-    </w:p>
-    <w:p>
-      <w:pPr>
-        <w:numPr>
-          <w:ilvl w:val="0"/>
-          <w:numId w:val="4"/>
-        </w:numPr>
-        <w:rPr>
-          <w:sz w:val="28"/>
-          <w:szCs w:val="28"/>
-        </w:rPr>
-      </w:pPr>
-      <w:r>
-        <w:rPr>
-          <w:sz w:val="28"/>
-          <w:szCs w:val="28"/>
-        </w:rPr>
-        <w:t>A quiz contains multiple questions.</w:t>
-      </w:r>
-    </w:p>
-    <w:p>
-      <w:pPr>
-        <w:numPr>
-          <w:ilvl w:val="0"/>
-          <w:numId w:val="4"/>
-        </w:numPr>
-        <w:rPr>
-          <w:sz w:val="28"/>
-          <w:szCs w:val="28"/>
-        </w:rPr>
-      </w:pPr>
-      <w:r>
-        <w:rPr>
-          <w:sz w:val="28"/>
-          <w:szCs w:val="28"/>
-        </w:rPr>
-        <w:t>A user gives answers to questions.</w:t>
-      </w:r>
-    </w:p>
-    <w:p>
-      <w:pPr>
-        <w:numPr>
-          <w:ilvl w:val="0"/>
-          <w:numId w:val="4"/>
-        </w:numPr>
-        <w:rPr>
-          <w:sz w:val="28"/>
-          <w:szCs w:val="28"/>
-        </w:rPr>
-      </w:pPr>
-      <w:r>
-        <w:rPr>
-          <w:sz w:val="28"/>
-          <w:szCs w:val="28"/>
-        </w:rPr>
-        <w:t>Based on answers, the system generates recommendations.</w:t>
-      </w:r>
-    </w:p>
-    <w:p>
-      <w:pPr>
-        <w:numPr>
-          <w:ilvl w:val="0"/>
-          <w:numId w:val="4"/>
-        </w:numPr>
-        <w:rPr>
-          <w:sz w:val="28"/>
-          <w:szCs w:val="28"/>
-        </w:rPr>
-      </w:pPr>
-      <w:r>
-        <w:rPr>
-          <w:sz w:val="28"/>
-          <w:szCs w:val="28"/>
-        </w:rPr>
-        <w:t>Recommendations include yoga asanas and remedies.</w:t>
-      </w:r>
-    </w:p>
-    <w:p>
-      <w:pPr>
-        <w:rPr>
-          <w:sz w:val="28"/>
-          <w:szCs w:val="28"/>
-        </w:rPr>
-      </w:pPr>
-      <w:r>
-        <w:rPr>
-          <w:sz w:val="28"/>
-          <w:szCs w:val="28"/>
-        </w:rPr>
         <w:t>This ER diagram clearly shows how different entities in our system are related. It provides a blueprint for designing and implementing the database efficiently.</w:t>
       </w:r>
     </w:p>
@@ -1741,7 +1946,6 @@
           <w:sz w:val="28"/>
           <w:szCs w:val="28"/>
         </w:rPr>
-        <w:lastRenderedPageBreak/>
         <w:t>Suggests natural remedies according to the user’s condition.</w:t>
       </w:r>
     </w:p>
@@ -1799,12 +2003,21 @@
           <w:szCs w:val="28"/>
         </w:rPr>
       </w:pPr>
-      <w:r>
-        <w:rPr>
-          <w:sz w:val="28"/>
-          <w:szCs w:val="28"/>
-        </w:rPr>
-        <w:t>DietChart Class</w:t>
+      <w:proofErr w:type="spellStart"/>
+      <w:r>
+        <w:rPr>
+          <w:sz w:val="28"/>
+          <w:szCs w:val="28"/>
+        </w:rPr>
+        <w:t>DietChart</w:t>
+      </w:r>
+      <w:proofErr w:type="spellEnd"/>
+      <w:r>
+        <w:rPr>
+          <w:sz w:val="28"/>
+          <w:szCs w:val="28"/>
+        </w:rPr>
+        <w:t xml:space="preserve"> Class</w:t>
       </w:r>
     </w:p>
     <w:p>
@@ -1844,6 +2057,7 @@
           <w:sz w:val="28"/>
           <w:szCs w:val="28"/>
         </w:rPr>
+        <w:lastRenderedPageBreak/>
         <w:t>Prashant-</w:t>
       </w:r>
       <w:r>
@@ -1853,59 +2067,6 @@
         </w:rPr>
         <w:t xml:space="preserve"> </w:t>
       </w:r>
-      <w:r>
-        <w:rPr>
-          <w:sz w:val="28"/>
-          <w:szCs w:val="28"/>
-        </w:rPr>
-        <w:t>Relationships:</w:t>
-      </w:r>
-    </w:p>
-    <w:p>
-      <w:pPr>
-        <w:numPr>
-          <w:ilvl w:val="0"/>
-          <w:numId w:val="6"/>
-        </w:numPr>
-        <w:rPr>
-          <w:sz w:val="28"/>
-          <w:szCs w:val="28"/>
-        </w:rPr>
-      </w:pPr>
-      <w:r>
-        <w:rPr>
-          <w:sz w:val="28"/>
-          <w:szCs w:val="28"/>
-        </w:rPr>
-        <w:t>User and Quiz provide input to the Recommendation Engine.</w:t>
-      </w:r>
-    </w:p>
-    <w:p>
-      <w:pPr>
-        <w:numPr>
-          <w:ilvl w:val="0"/>
-          <w:numId w:val="6"/>
-        </w:numPr>
-        <w:rPr>
-          <w:sz w:val="28"/>
-          <w:szCs w:val="28"/>
-        </w:rPr>
-      </w:pPr>
-      <w:r>
-        <w:rPr>
-          <w:sz w:val="28"/>
-          <w:szCs w:val="28"/>
-        </w:rPr>
-        <w:t>The Recommendation Engine then outputs suggestions linked with Remedy, YogaAsana, and DietChart classes.</w:t>
-      </w:r>
-    </w:p>
-    <w:p>
-      <w:pPr>
-        <w:rPr>
-          <w:sz w:val="28"/>
-          <w:szCs w:val="28"/>
-        </w:rPr>
-      </w:pPr>
       <w:r>
         <w:rPr>
           <w:sz w:val="28"/>
@@ -2159,7 +2320,37 @@
           <w:sz w:val="28"/>
           <w:szCs w:val="28"/>
         </w:rPr>
-        <w:t>Here are some screenshots of our website ‘AyurSense’.</w:t>
+        <w:t>These are</w:t>
+      </w:r>
+      <w:r>
+        <w:rPr>
+          <w:sz w:val="28"/>
+          <w:szCs w:val="28"/>
+        </w:rPr>
+        <w:t xml:space="preserve"> some screenshots of our website ‘</w:t>
+      </w:r>
+      <w:proofErr w:type="spellStart"/>
+      <w:r>
+        <w:rPr>
+          <w:sz w:val="28"/>
+          <w:szCs w:val="28"/>
+        </w:rPr>
+        <w:t>AyurSense</w:t>
+      </w:r>
+      <w:proofErr w:type="spellEnd"/>
+      <w:r>
+        <w:rPr>
+          <w:sz w:val="28"/>
+          <w:szCs w:val="28"/>
+        </w:rPr>
+        <w:t>’</w:t>
+      </w:r>
+      <w:r>
+        <w:rPr>
+          <w:sz w:val="28"/>
+          <w:szCs w:val="28"/>
+        </w:rPr>
+        <w:t>.</w:t>
       </w:r>
       <w:r>
         <w:rPr>
@@ -2200,7 +2391,6 @@
           <w:sz w:val="28"/>
           <w:szCs w:val="28"/>
         </w:rPr>
-        <w:lastRenderedPageBreak/>
         <w:t>Prashant</w:t>
       </w:r>
       <w:r>
@@ -2286,6 +2476,7 @@
           <w:sz w:val="28"/>
           <w:szCs w:val="28"/>
         </w:rPr>
+        <w:lastRenderedPageBreak/>
         <w:t>Manya</w:t>
       </w:r>
       <w:r>
@@ -2331,7 +2522,15 @@
           <w:sz w:val="28"/>
           <w:szCs w:val="28"/>
         </w:rPr>
-        <w:t xml:space="preserve">This screenshot shows the Frequently Asked Questions (FAQ) section of the website. It answers common queries </w:t>
+        <w:t xml:space="preserve">This screenshot shows the Frequently Asked Questions (FAQ) section of the website. It answers common </w:t>
+      </w:r>
+      <w:proofErr w:type="gramStart"/>
+      <w:r>
+        <w:rPr>
+          <w:sz w:val="28"/>
+          <w:szCs w:val="28"/>
+        </w:rPr>
+        <w:t xml:space="preserve">queries </w:t>
       </w:r>
       <w:r>
         <w:rPr>
@@ -2345,7 +2544,15 @@
           <w:sz w:val="28"/>
           <w:szCs w:val="28"/>
         </w:rPr>
-        <w:t>This section helps users quickly find clarity and builds trust by addressing their concerns directly.</w:t>
+        <w:t>This</w:t>
+      </w:r>
+      <w:proofErr w:type="gramEnd"/>
+      <w:r>
+        <w:rPr>
+          <w:sz w:val="28"/>
+          <w:szCs w:val="28"/>
+        </w:rPr>
+        <w:t xml:space="preserve"> section helps users quickly find clarity and builds trust by addressing their concerns directly.</w:t>
       </w:r>
     </w:p>
     <w:p>
@@ -2420,7 +2627,23 @@
           <w:sz w:val="28"/>
           <w:szCs w:val="28"/>
         </w:rPr>
-        <w:t>This screenshot is from the ‘About Us’ section of the website. It introduces AyurSense as a modern approach to Ayurveda, blending ancient wisdom with today’s lifestyle. The story highlights the vision of making Ayurveda simple, practical, and accessible. It explains how small daily rituals and natural remedies can help people find balance, improve well-being, and live a healthier life.</w:t>
+        <w:t xml:space="preserve">This screenshot is from the ‘About Us’ section of the website. It introduces </w:t>
+      </w:r>
+      <w:proofErr w:type="spellStart"/>
+      <w:r>
+        <w:rPr>
+          <w:sz w:val="28"/>
+          <w:szCs w:val="28"/>
+        </w:rPr>
+        <w:t>AyurSense</w:t>
+      </w:r>
+      <w:proofErr w:type="spellEnd"/>
+      <w:r>
+        <w:rPr>
+          <w:sz w:val="28"/>
+          <w:szCs w:val="28"/>
+        </w:rPr>
+        <w:t xml:space="preserve"> as a modern approach to Ayurveda, blending ancient wisdom with today’s lifestyle. The story highlights the vision of making Ayurveda simple, practical, and accessible. It explains how small daily rituals and natural remedies can help people find balance, improve well-being, and live a healthier life.</w:t>
       </w:r>
     </w:p>
     <w:p>
@@ -2460,96 +2683,164 @@
           <w:sz w:val="28"/>
           <w:szCs w:val="28"/>
         </w:rPr>
-        <w:t xml:space="preserve">This screenshot highlights the Mission, Vision, and values of AyurSense. The mission is to empower people with simple Ayurvedic practices for daily wellness, while the vision focuses on creating awareness about Ayurveda as a natural, holistic way of living. It also introduces the team as passionate learners and creators bringing ancient wisdom into a digital format. </w:t>
-      </w:r>
-      <w:r>
-        <w:rPr>
+        <w:t xml:space="preserve">This screenshot highlights the Mission, Vision, and values of </w:t>
+      </w:r>
+      <w:proofErr w:type="spellStart"/>
+      <w:r>
+        <w:rPr>
+          <w:sz w:val="28"/>
+          <w:szCs w:val="28"/>
+        </w:rPr>
+        <w:t>AyurSense</w:t>
+      </w:r>
+      <w:proofErr w:type="spellEnd"/>
+      <w:r>
+        <w:rPr>
+          <w:sz w:val="28"/>
+          <w:szCs w:val="28"/>
+        </w:rPr>
+        <w:t>. The mission is to empower people with simple Ayurvedic practices for daily wellness, while the vision focuses on creating awareness about Ayurveda as a natural, holistic way of living. It also introduces the team as passionate learners and creators bringing ancient wisdom into a digital format. Below, we showcase key achievements – over 200 Ayurvedic tips shared, 100% commitment to wellness, and 500+ happy learners.</w:t>
+      </w:r>
+    </w:p>
+    <w:p>
+      <w:pPr>
+        <w:rPr>
+          <w:sz w:val="28"/>
+          <w:szCs w:val="28"/>
+        </w:rPr>
+      </w:pPr>
+      <w:r>
+        <w:rPr>
+          <w:b/>
+          <w:bCs/>
+          <w:sz w:val="28"/>
+          <w:szCs w:val="28"/>
+        </w:rPr>
+        <w:t>Manya</w:t>
+      </w:r>
+      <w:r>
+        <w:rPr>
+          <w:b/>
+          <w:bCs/>
+          <w:sz w:val="28"/>
+          <w:szCs w:val="28"/>
+        </w:rPr>
+        <w:t>-</w:t>
+      </w:r>
+      <w:r>
+        <w:rPr>
+          <w:b/>
+          <w:bCs/>
+          <w:sz w:val="28"/>
+          <w:szCs w:val="28"/>
+        </w:rPr>
+        <w:t xml:space="preserve"> </w:t>
+      </w:r>
+      <w:r>
+        <w:rPr>
+          <w:sz w:val="28"/>
+          <w:szCs w:val="28"/>
+        </w:rPr>
+        <w:t xml:space="preserve">This is the contact page of </w:t>
+      </w:r>
+      <w:proofErr w:type="spellStart"/>
+      <w:r>
+        <w:rPr>
+          <w:sz w:val="28"/>
+          <w:szCs w:val="28"/>
+        </w:rPr>
+        <w:t>AyurSense</w:t>
+      </w:r>
+      <w:proofErr w:type="spellEnd"/>
+      <w:r>
+        <w:rPr>
+          <w:sz w:val="28"/>
+          <w:szCs w:val="28"/>
+        </w:rPr>
+        <w:t>.</w:t>
+      </w:r>
+      <w:r>
+        <w:rPr>
+          <w:sz w:val="28"/>
+          <w:szCs w:val="28"/>
+        </w:rPr>
+        <w:br/>
+        <w:t>We designed it to make communication easy for users.</w:t>
+      </w:r>
+      <w:r>
+        <w:rPr>
+          <w:sz w:val="28"/>
+          <w:szCs w:val="28"/>
+        </w:rPr>
+        <w:br/>
+        <w:t>Anyone with questions, suggestions, or feedback can fill in their details and send us a message.</w:t>
+      </w:r>
+      <w:r>
+        <w:rPr>
+          <w:sz w:val="28"/>
+          <w:szCs w:val="28"/>
+        </w:rPr>
+        <w:br/>
+        <w:t>Our support email and phone number are also mentioned for direct assistance.</w:t>
+      </w:r>
+    </w:p>
+    <w:p>
+      <w:pPr>
+        <w:rPr>
+          <w:sz w:val="28"/>
+          <w:szCs w:val="28"/>
+        </w:rPr>
+      </w:pPr>
+      <w:r>
+        <w:rPr>
+          <w:b/>
+          <w:bCs/>
+          <w:sz w:val="28"/>
+          <w:szCs w:val="28"/>
+        </w:rPr>
+        <w:t xml:space="preserve">Prashant- </w:t>
+      </w:r>
+      <w:r>
+        <w:rPr>
+          <w:sz w:val="28"/>
+          <w:szCs w:val="28"/>
+        </w:rPr>
+        <w:t>This is the sign-up page.</w:t>
+      </w:r>
+      <w:r>
+        <w:rPr>
+          <w:sz w:val="28"/>
+          <w:szCs w:val="28"/>
+        </w:rPr>
+        <w:br/>
+        <w:t>General features of our website can be viewed without logging in,</w:t>
+      </w:r>
+      <w:r>
+        <w:rPr>
+          <w:sz w:val="28"/>
+          <w:szCs w:val="28"/>
+        </w:rPr>
+        <w:br/>
+        <w:t>but for personalized recommendations, users need to create an account.</w:t>
+      </w:r>
+    </w:p>
+    <w:p>
+      <w:pPr>
+        <w:rPr>
+          <w:sz w:val="28"/>
+          <w:szCs w:val="28"/>
+        </w:rPr>
+      </w:pPr>
+      <w:r>
+        <w:rPr>
+          <w:b/>
+          <w:bCs/>
           <w:sz w:val="28"/>
           <w:szCs w:val="28"/>
         </w:rPr>
         <w:lastRenderedPageBreak/>
-        <w:t>Below, we showcase key achievements – over 200 Ayurvedic tips shared, 100% commitment to wellness, and 500+ happy learners.</w:t>
-      </w:r>
-    </w:p>
-    <w:p>
-      <w:pPr>
-        <w:rPr>
-          <w:b/>
-          <w:bCs/>
-          <w:sz w:val="28"/>
-          <w:szCs w:val="28"/>
-        </w:rPr>
-      </w:pPr>
-      <w:r>
-        <w:rPr>
-          <w:b/>
-          <w:bCs/>
-          <w:sz w:val="28"/>
-          <w:szCs w:val="28"/>
-        </w:rPr>
-        <w:t>Manya</w:t>
-      </w:r>
-      <w:r>
-        <w:rPr>
-          <w:b/>
-          <w:bCs/>
-          <w:sz w:val="28"/>
-          <w:szCs w:val="28"/>
-        </w:rPr>
-        <w:t>-</w:t>
-      </w:r>
-      <w:r>
-        <w:rPr>
-          <w:sz w:val="28"/>
-          <w:szCs w:val="28"/>
-        </w:rPr>
-        <w:t>We have also added a  be</w:t>
-      </w:r>
-      <w:r>
-        <w:rPr>
-          <w:sz w:val="28"/>
-          <w:szCs w:val="28"/>
-        </w:rPr>
-        <w:t>a</w:t>
-      </w:r>
-      <w:r>
-        <w:rPr>
-          <w:sz w:val="28"/>
-          <w:szCs w:val="28"/>
-        </w:rPr>
-        <w:t>utiful</w:t>
-      </w:r>
-      <w:r>
-        <w:rPr>
-          <w:sz w:val="28"/>
-          <w:szCs w:val="28"/>
-        </w:rPr>
-        <w:t xml:space="preserve"> Ayurvedic proverb – </w:t>
-      </w:r>
-      <w:r>
-        <w:rPr>
-          <w:i/>
-          <w:iCs/>
-          <w:sz w:val="28"/>
-          <w:szCs w:val="28"/>
-        </w:rPr>
-        <w:t>‘When diet is wrong, medicine is of no use. When diet is correct, medicine is of no need.’</w:t>
-      </w:r>
-      <w:r>
-        <w:rPr>
-          <w:sz w:val="28"/>
-          <w:szCs w:val="28"/>
-        </w:rPr>
-        <w:t xml:space="preserve"> It emphasizes the importance of lifestyle and diet in maintaining health. </w:t>
-      </w:r>
-    </w:p>
-    <w:p>
-      <w:pPr>
-        <w:rPr>
-          <w:sz w:val="28"/>
-          <w:szCs w:val="28"/>
-        </w:rPr>
-      </w:pPr>
+        <w:t>Manya-</w:t>
+      </w:r>
       <w:r>
         <w:rPr>
           <w:sz w:val="28"/>
@@ -2562,6 +2853,425 @@
           <w:sz w:val="28"/>
           <w:szCs w:val="28"/>
         </w:rPr>
+        <w:t>This is the login screen where users enter their email and password to access personalized features.</w:t>
+      </w:r>
+      <w:r>
+        <w:rPr>
+          <w:sz w:val="28"/>
+          <w:szCs w:val="28"/>
+        </w:rPr>
+        <w:t xml:space="preserve"> </w:t>
+      </w:r>
+      <w:r>
+        <w:rPr>
+          <w:sz w:val="28"/>
+          <w:szCs w:val="28"/>
+        </w:rPr>
+        <w:t>General browsing doesn’t require login, but customized recommendations do.</w:t>
+      </w:r>
+    </w:p>
+    <w:p>
+      <w:pPr>
+        <w:rPr>
+          <w:sz w:val="28"/>
+          <w:szCs w:val="28"/>
+        </w:rPr>
+      </w:pPr>
+      <w:r>
+        <w:rPr>
+          <w:b/>
+          <w:bCs/>
+          <w:sz w:val="28"/>
+          <w:szCs w:val="28"/>
+        </w:rPr>
+        <w:t>Prashant-</w:t>
+      </w:r>
+      <w:r>
+        <w:rPr>
+          <w:sz w:val="28"/>
+          <w:szCs w:val="28"/>
+        </w:rPr>
+        <w:t xml:space="preserve"> T</w:t>
+      </w:r>
+      <w:r>
+        <w:rPr>
+          <w:sz w:val="28"/>
+          <w:szCs w:val="28"/>
+        </w:rPr>
+        <w:t>his screen shows that personalized recommendations are only available after login.</w:t>
+      </w:r>
+      <w:r>
+        <w:rPr>
+          <w:sz w:val="28"/>
+          <w:szCs w:val="28"/>
+        </w:rPr>
+        <w:t xml:space="preserve"> </w:t>
+      </w:r>
+      <w:r>
+        <w:rPr>
+          <w:sz w:val="28"/>
+          <w:szCs w:val="28"/>
+        </w:rPr>
+        <w:t>It ensures that the user’s data and results are secure and linked to their own account.</w:t>
+      </w:r>
+    </w:p>
+    <w:p>
+      <w:pPr>
+        <w:rPr>
+          <w:sz w:val="28"/>
+          <w:szCs w:val="28"/>
+        </w:rPr>
+      </w:pPr>
+      <w:r>
+        <w:rPr>
+          <w:sz w:val="28"/>
+          <w:szCs w:val="28"/>
+        </w:rPr>
+        <w:br/>
+      </w:r>
+      <w:r>
+        <w:rPr>
+          <w:b/>
+          <w:bCs/>
+          <w:sz w:val="28"/>
+          <w:szCs w:val="28"/>
+        </w:rPr>
+        <w:t>Manya-</w:t>
+      </w:r>
+      <w:r>
+        <w:rPr>
+          <w:b/>
+          <w:bCs/>
+          <w:sz w:val="28"/>
+          <w:szCs w:val="28"/>
+        </w:rPr>
+        <w:t xml:space="preserve"> </w:t>
+      </w:r>
+      <w:r>
+        <w:rPr>
+          <w:sz w:val="28"/>
+          <w:szCs w:val="28"/>
+        </w:rPr>
+        <w:t xml:space="preserve">This is the Wellness Assessment page of </w:t>
+      </w:r>
+      <w:proofErr w:type="spellStart"/>
+      <w:r>
+        <w:rPr>
+          <w:sz w:val="28"/>
+          <w:szCs w:val="28"/>
+        </w:rPr>
+        <w:t>AyurSense</w:t>
+      </w:r>
+      <w:proofErr w:type="spellEnd"/>
+      <w:r>
+        <w:rPr>
+          <w:sz w:val="28"/>
+          <w:szCs w:val="28"/>
+        </w:rPr>
+        <w:t>.</w:t>
+      </w:r>
+      <w:r>
+        <w:rPr>
+          <w:sz w:val="28"/>
+          <w:szCs w:val="28"/>
+        </w:rPr>
+        <w:br/>
+        <w:t>Here, the user answers 15 simple questions related to their body type, skin, sleep pattern, digestion, and stress response.</w:t>
+      </w:r>
+      <w:r>
+        <w:rPr>
+          <w:sz w:val="28"/>
+          <w:szCs w:val="28"/>
+        </w:rPr>
+        <w:br/>
+        <w:t>These questions help us understand the user’s Vata–Pitta–Kapha balance.</w:t>
+      </w:r>
+      <w:r>
+        <w:rPr>
+          <w:sz w:val="28"/>
+          <w:szCs w:val="28"/>
+        </w:rPr>
+        <w:br/>
+        <w:t>The quiz is designed to be quick and intuitive, so users can simply select the option that matches them best.</w:t>
+      </w:r>
+      <w:r>
+        <w:rPr>
+          <w:sz w:val="28"/>
+          <w:szCs w:val="28"/>
+        </w:rPr>
+        <w:br/>
+        <w:t>Once all questions are completed, the system generates a personalized wellness report based on Ayurveda principles.</w:t>
+      </w:r>
+    </w:p>
+    <w:p>
+      <w:pPr>
+        <w:rPr>
+          <w:sz w:val="28"/>
+          <w:szCs w:val="28"/>
+        </w:rPr>
+      </w:pPr>
+      <w:r>
+        <w:rPr>
+          <w:b/>
+          <w:bCs/>
+          <w:sz w:val="28"/>
+          <w:szCs w:val="28"/>
+        </w:rPr>
+        <w:t>Prashant-</w:t>
+      </w:r>
+      <w:r>
+        <w:rPr>
+          <w:sz w:val="28"/>
+          <w:szCs w:val="28"/>
+        </w:rPr>
+        <w:t xml:space="preserve"> </w:t>
+      </w:r>
+      <w:r>
+        <w:rPr>
+          <w:sz w:val="28"/>
+          <w:szCs w:val="28"/>
+        </w:rPr>
+        <w:t xml:space="preserve">This is the </w:t>
+      </w:r>
+      <w:proofErr w:type="spellStart"/>
+      <w:r>
+        <w:rPr>
+          <w:sz w:val="28"/>
+          <w:szCs w:val="28"/>
+        </w:rPr>
+        <w:t>AyurSense</w:t>
+      </w:r>
+      <w:proofErr w:type="spellEnd"/>
+      <w:r>
+        <w:rPr>
+          <w:sz w:val="28"/>
+          <w:szCs w:val="28"/>
+        </w:rPr>
+        <w:t xml:space="preserve"> Dosha Analysis page.</w:t>
+      </w:r>
+      <w:r>
+        <w:rPr>
+          <w:sz w:val="28"/>
+          <w:szCs w:val="28"/>
+        </w:rPr>
+        <w:br/>
+        <w:t>After completing the quiz, the system calculates the user’s Vata–Pitta–Kapha balance and shows a clear visual bar chart.</w:t>
+      </w:r>
+      <w:r>
+        <w:rPr>
+          <w:sz w:val="28"/>
+          <w:szCs w:val="28"/>
+        </w:rPr>
+        <w:br/>
+        <w:t>It also highlights the user’s dominant dosha—in this example, it is Vata.</w:t>
+      </w:r>
+    </w:p>
+    <w:p>
+      <w:pPr>
+        <w:rPr>
+          <w:sz w:val="28"/>
+          <w:szCs w:val="28"/>
+        </w:rPr>
+      </w:pPr>
+      <w:r>
+        <w:rPr>
+          <w:sz w:val="28"/>
+          <w:szCs w:val="28"/>
+        </w:rPr>
+        <w:t>Below the chart, the user receives three types of personalized guidance:</w:t>
+      </w:r>
+      <w:r>
+        <w:rPr>
+          <w:sz w:val="28"/>
+          <w:szCs w:val="28"/>
+        </w:rPr>
+        <w:br/>
+        <w:t xml:space="preserve">• </w:t>
+      </w:r>
+      <w:r>
+        <w:rPr>
+          <w:b/>
+          <w:bCs/>
+          <w:sz w:val="28"/>
+          <w:szCs w:val="28"/>
+        </w:rPr>
+        <w:t>Ayurvedic Remedies</w:t>
+      </w:r>
+      <w:r>
+        <w:rPr>
+          <w:sz w:val="28"/>
+          <w:szCs w:val="28"/>
+        </w:rPr>
+        <w:t xml:space="preserve"> based on their dominant dosha</w:t>
+      </w:r>
+      <w:r>
+        <w:rPr>
+          <w:sz w:val="28"/>
+          <w:szCs w:val="28"/>
+        </w:rPr>
+        <w:br/>
+        <w:t xml:space="preserve">• </w:t>
+      </w:r>
+      <w:r>
+        <w:rPr>
+          <w:b/>
+          <w:bCs/>
+          <w:sz w:val="28"/>
+          <w:szCs w:val="28"/>
+        </w:rPr>
+        <w:t>Yoga Suggestions</w:t>
+      </w:r>
+      <w:r>
+        <w:rPr>
+          <w:sz w:val="28"/>
+          <w:szCs w:val="28"/>
+        </w:rPr>
+        <w:t xml:space="preserve"> suitable for their mind–body type</w:t>
+      </w:r>
+      <w:r>
+        <w:rPr>
+          <w:sz w:val="28"/>
+          <w:szCs w:val="28"/>
+        </w:rPr>
+        <w:br/>
+        <w:t xml:space="preserve">• </w:t>
+      </w:r>
+      <w:r>
+        <w:rPr>
+          <w:b/>
+          <w:bCs/>
+          <w:sz w:val="28"/>
+          <w:szCs w:val="28"/>
+        </w:rPr>
+        <w:t>Diet Recommendations</w:t>
+      </w:r>
+      <w:r>
+        <w:rPr>
+          <w:sz w:val="28"/>
+          <w:szCs w:val="28"/>
+        </w:rPr>
+        <w:t xml:space="preserve"> that support balance and overall well-being</w:t>
+      </w:r>
+    </w:p>
+    <w:p>
+      <w:pPr>
+        <w:rPr>
+          <w:sz w:val="28"/>
+          <w:szCs w:val="28"/>
+        </w:rPr>
+      </w:pPr>
+      <w:r>
+        <w:rPr>
+          <w:sz w:val="28"/>
+          <w:szCs w:val="28"/>
+        </w:rPr>
+        <w:t>We also provide detailed personalized insights for each of the 15 questions.</w:t>
+      </w:r>
+      <w:r>
+        <w:rPr>
+          <w:sz w:val="28"/>
+          <w:szCs w:val="28"/>
+        </w:rPr>
+        <w:br/>
+        <w:t>These insights show the user’s answer and give small, actionable habits they can start immediately.</w:t>
+      </w:r>
+      <w:r>
+        <w:rPr>
+          <w:sz w:val="28"/>
+          <w:szCs w:val="28"/>
+        </w:rPr>
+        <w:br/>
+        <w:t>This helps users understand exactly which part of their lifestyle influences which dosha and how they can improve i</w:t>
+      </w:r>
+      <w:r>
+        <w:rPr>
+          <w:sz w:val="28"/>
+          <w:szCs w:val="28"/>
+        </w:rPr>
+        <w:t>t.</w:t>
+      </w:r>
+    </w:p>
+    <w:p>
+      <w:pPr>
+        <w:rPr>
+          <w:sz w:val="28"/>
+          <w:szCs w:val="28"/>
+        </w:rPr>
+      </w:pPr>
+      <w:r>
+        <w:rPr>
+          <w:b/>
+          <w:bCs/>
+          <w:sz w:val="28"/>
+          <w:szCs w:val="28"/>
+        </w:rPr>
+        <w:t>Manya-</w:t>
+      </w:r>
+      <w:r>
+        <w:rPr>
+          <w:sz w:val="28"/>
+          <w:szCs w:val="28"/>
+        </w:rPr>
+        <w:t xml:space="preserve"> </w:t>
+      </w:r>
+      <w:r>
+        <w:rPr>
+          <w:sz w:val="28"/>
+          <w:szCs w:val="28"/>
+        </w:rPr>
+        <w:t>This section shows the AI-generated 3-day wellness plan created for the user based on their dosha analysis.</w:t>
+      </w:r>
+      <w:r>
+        <w:rPr>
+          <w:sz w:val="28"/>
+          <w:szCs w:val="28"/>
+        </w:rPr>
+        <w:br/>
+        <w:t>Once the system identifies the dominant dosha, it automatically crafts a short and practical routine for three days.</w:t>
+      </w:r>
+      <w:r>
+        <w:rPr>
+          <w:sz w:val="28"/>
+          <w:szCs w:val="28"/>
+        </w:rPr>
+        <w:br/>
+        <w:t>The plan includes morning practices, meals, yoga, breathing exercises, and simple evening habits.</w:t>
+      </w:r>
+      <w:r>
+        <w:rPr>
+          <w:sz w:val="28"/>
+          <w:szCs w:val="28"/>
+        </w:rPr>
+        <w:br/>
+      </w:r>
+      <w:r>
+        <w:rPr>
+          <w:sz w:val="28"/>
+          <w:szCs w:val="28"/>
+        </w:rPr>
+        <w:lastRenderedPageBreak/>
+        <w:t>It gives users a structured routine they can follow immediately, making Ayurvedic guidance easy to apply in everyday life</w:t>
+      </w:r>
+      <w:r>
+        <w:rPr>
+          <w:sz w:val="28"/>
+          <w:szCs w:val="28"/>
+        </w:rPr>
+        <w:t>.</w:t>
+      </w:r>
+    </w:p>
+    <w:p>
+      <w:pPr>
+        <w:rPr>
+          <w:sz w:val="28"/>
+          <w:szCs w:val="28"/>
+        </w:rPr>
+      </w:pPr>
+      <w:r>
+        <w:rPr>
+          <w:sz w:val="28"/>
+          <w:szCs w:val="28"/>
+        </w:rPr>
         <w:t xml:space="preserve">As part of our project, we </w:t>
       </w:r>
       <w:r>
@@ -2619,7 +3329,23 @@
           <w:sz w:val="28"/>
           <w:szCs w:val="28"/>
         </w:rPr>
-        <w:t xml:space="preserve"> working on drafting a research paper that highlights the methodology, results, and overall impact of AyurSense.</w:t>
+        <w:t xml:space="preserve"> working on drafting a research paper that highlights the methodology, results, and overall impact of </w:t>
+      </w:r>
+      <w:proofErr w:type="spellStart"/>
+      <w:r>
+        <w:rPr>
+          <w:sz w:val="28"/>
+          <w:szCs w:val="28"/>
+        </w:rPr>
+        <w:t>AyurSense</w:t>
+      </w:r>
+      <w:proofErr w:type="spellEnd"/>
+      <w:r>
+        <w:rPr>
+          <w:sz w:val="28"/>
+          <w:szCs w:val="28"/>
+        </w:rPr>
+        <w:t>.</w:t>
       </w:r>
     </w:p>
     <w:p>
@@ -2739,7 +3465,23 @@
           <w:sz w:val="28"/>
           <w:szCs w:val="28"/>
         </w:rPr>
-        <w:t xml:space="preserve"> In conclusion, AyurSense is a personalized Ayurvedic health guidance platform that leverages AI.</w:t>
+        <w:t xml:space="preserve"> In conclusion, </w:t>
+      </w:r>
+      <w:proofErr w:type="spellStart"/>
+      <w:r>
+        <w:rPr>
+          <w:sz w:val="28"/>
+          <w:szCs w:val="28"/>
+        </w:rPr>
+        <w:t>AyurSense</w:t>
+      </w:r>
+      <w:proofErr w:type="spellEnd"/>
+      <w:r>
+        <w:rPr>
+          <w:sz w:val="28"/>
+          <w:szCs w:val="28"/>
+        </w:rPr>
+        <w:t xml:space="preserve"> is a personalized Ayurvedic health guidance platform that leverages AI.</w:t>
       </w:r>
     </w:p>
     <w:p>
@@ -2793,7 +3535,23 @@
           <w:sz w:val="28"/>
           <w:szCs w:val="28"/>
         </w:rPr>
-        <w:t>Through a simple and accessible web application, AyurSense builds awareness and trust in Ayurveda.</w:t>
+        <w:t xml:space="preserve">Through a simple and accessible web application, </w:t>
+      </w:r>
+      <w:proofErr w:type="spellStart"/>
+      <w:r>
+        <w:rPr>
+          <w:sz w:val="28"/>
+          <w:szCs w:val="28"/>
+        </w:rPr>
+        <w:t>AyurSense</w:t>
+      </w:r>
+      <w:proofErr w:type="spellEnd"/>
+      <w:r>
+        <w:rPr>
+          <w:sz w:val="28"/>
+          <w:szCs w:val="28"/>
+        </w:rPr>
+        <w:t xml:space="preserve"> builds awareness and trust in Ayurveda.</w:t>
       </w:r>
     </w:p>
     <w:p>
@@ -2832,7 +3590,23 @@
           <w:sz w:val="28"/>
           <w:szCs w:val="28"/>
         </w:rPr>
-        <w:t>That concludes our presentation on AyurSense.</w:t>
+        <w:t xml:space="preserve">That concludes our presentation on </w:t>
+      </w:r>
+      <w:proofErr w:type="spellStart"/>
+      <w:r>
+        <w:rPr>
+          <w:sz w:val="28"/>
+          <w:szCs w:val="28"/>
+        </w:rPr>
+        <w:t>AyurSense</w:t>
+      </w:r>
+      <w:proofErr w:type="spellEnd"/>
+      <w:r>
+        <w:rPr>
+          <w:sz w:val="28"/>
+          <w:szCs w:val="28"/>
+        </w:rPr>
+        <w:t>.</w:t>
       </w:r>
       <w:r>
         <w:rPr>
